--- a/lesson-plan/מערך-שיעור-2-פריטה.docx
+++ b/lesson-plan/מערך-שיעור-2-פריטה.docx
@@ -33,7 +33,22 @@
           <w:bCs/>
           <w:rtl/>
         </w:rPr>
-        <w:t xml:space="preserve">נושא השיעור: "הסוד בכיוון ההפוך", פריטה: עשרת אחת = 10 אחדות. שיעור מס' 3 בתוכנית העבודה של יובל (שם בדוי), תלמיד כיתה ג'. מפגש פרטני, 45 דק'. המורה: רוואן.</w:t>
+        <w:t xml:space="preserve">נושא השיעור: "הסוד בכיוון ההפוך", פריטה: עשרת אחת = 10 אחדות. שיעור מס' 3 בתוכנית העבודה של יובל (שם בדוי), תלמיד כיתה ג'. מפגש פרטני, 45 דק'. המורה: הנאדי סאלם.</w:t>
+      </w:r>
+    </w:p>
+    <w:p>
+      <w:pPr>
+        <w:bidi/>
+        <w:rPr>
+          <w:rtl/>
+        </w:rPr>
+      </w:pPr>
+      <w:r>
+        <w:rPr>
+          <w:rFonts w:hint="cs"/>
+          <w:rtl/>
+        </w:rPr>
+        <w:t xml:space="preserve">שם המגישה: הנאדי סאלם, ת.ז. 302497789. סמינר הקיבוצים, המכללה לחינוך, לטכנולוגיה ולאמנויות.</w:t>
       </w:r>
     </w:p>
     <w:p>
